--- a/policies/build/rewrite_reference/HCO_COP_1_v2_REWRITE_DRAFT.docx
+++ b/policies/build/rewrite_reference/HCO_COP_1_v2_REWRITE_DRAFT.docx
@@ -417,7 +417,7 @@
     <w:p>
       <w:pPr/>
       <w:r>
-        <w:t>For the definitions of evidence-based medicine and clinical practice guidelines, refer to the Glossary.</w:t>
+        <w:t>For the definitions of evidence-based medicine and clinical practice guidelines, see the NABH Guidebook to Accreditation Standards for Hospitals, 6th Edition, Glossary of Terms.</w:t>
       </w:r>
     </w:p>
     <w:p>
@@ -721,7 +721,7 @@
     <w:p>
       <w:pPr/>
       <w:r>
-        <w:t>The Glossary is used for the definitions of evidence-based medicine and clinical practice guidelines.</w:t>
+        <w:t>The NABH Guidebook to Accreditation Standards for Hospitals, 6th Edition, Glossary of Terms is used for the definitions of evidence-based medicine and clinical practice guidelines.</w:t>
       </w:r>
     </w:p>
     <w:p>
@@ -1592,7 +1592,7 @@
           </w:tcPr>
           <w:p>
             <w:r>
-              <w:t>Sections 3.3 and 5.3 address clinical practice guidelines, clinical protocols, sound clinical practices where required and reference to the Glossary.</w:t>
+              <w:t>Sections 3.3 and 5.3 address clinical practice guidelines, clinical protocols, sound clinical practices where required and reference to the NABH Guidebook Glossary of Terms.</w:t>
             </w:r>
           </w:p>
         </w:tc>
@@ -1827,7 +1827,7 @@
         <w:pStyle w:val="ListBullet"/>
       </w:pPr>
       <w:r>
-        <w:t>Access to the Glossary for the definitions of evidence-based medicine and clinical practice guidelines.</w:t>
+        <w:t>Access to the NABH Guidebook to Accreditation Standards for Hospitals, 6th Edition, Glossary of Terms for the definitions of evidence-based medicine and clinical practice guidelines.</w:t>
       </w:r>
     </w:p>
     <w:p>
@@ -2003,7 +2003,7 @@
         <w:pStyle w:val="ListNumber"/>
       </w:pPr>
       <w:r>
-        <w:t>NABH Glossary for the definitions of evidence-based medicine and clinical practice guidelines.</w:t>
+        <w:t>National Accreditation Board for Hospitals and Healthcare Providers. NABH Guidebook to Accreditation Standards for Hospitals, 6th Edition, Glossary of Terms.</w:t>
       </w:r>
     </w:p>
     <w:p>

--- a/policies/build/rewrite_reference/HCO_COP_1_v2_REWRITE_DRAFT.docx
+++ b/policies/build/rewrite_reference/HCO_COP_1_v2_REWRITE_DRAFT.docx
@@ -1995,14 +1995,6 @@
         <w:pStyle w:val="ListNumber"/>
       </w:pPr>
       <w:r>
-        <w:t>Guidebook interpretation supplied for COP.1.a through COP.1.f.</w:t>
-      </w:r>
-    </w:p>
-    <w:p>
-      <w:pPr>
-        <w:pStyle w:val="ListNumber"/>
-      </w:pPr>
-      <w:r>
         <w:t>National Accreditation Board for Hospitals and Healthcare Providers. NABH Guidebook to Accreditation Standards for Hospitals, 6th Edition, Glossary of Terms.</w:t>
       </w:r>
     </w:p>
